--- a/Karta_projektu_wypelniona.docx
+++ b/Karta_projektu_wypelniona.docx
@@ -113,16 +113,8 @@
               <w:rPr>
                 <w:color w:val="1F2328"/>
               </w:rPr>
-              <w:t xml:space="preserve">Dawid Jopek, Kornel Łazowski, Maksym Łazowski, Kacper </w:t>
+              <w:t>Dawid Jopek, Kornel Łazowski, Maksym Łazowski, Kacper Dąbek</w:t>
             </w:r>
-            <w:proofErr w:type="spellStart"/>
-            <w:r>
-              <w:rPr>
-                <w:color w:val="1F2328"/>
-              </w:rPr>
-              <w:t>Dąbek</w:t>
-            </w:r>
-            <w:proofErr w:type="spellEnd"/>
           </w:p>
         </w:tc>
       </w:tr>
@@ -1053,7 +1045,7 @@
                 <w:color w:val="1F2328"/>
                 <w:sz w:val="17"/>
               </w:rPr>
-              <w:t>[Osoba 1 – wpisz imię i nazwisko]</w:t>
+              <w:t>Dawid Jopek</w:t>
             </w:r>
           </w:p>
         </w:tc>
@@ -1149,7 +1141,7 @@
                 <w:color w:val="1F2328"/>
                 <w:sz w:val="17"/>
               </w:rPr>
-              <w:t>[Osoba 2 – wpisz imię i nazwisko]</w:t>
+              <w:t>Kacper Dąbek</w:t>
             </w:r>
           </w:p>
         </w:tc>
@@ -1245,7 +1237,7 @@
                 <w:color w:val="1F2328"/>
                 <w:sz w:val="17"/>
               </w:rPr>
-              <w:t>[Osoba 3 – wpisz imię i nazwisko]</w:t>
+              <w:t>Maksym Łazowski</w:t>
             </w:r>
           </w:p>
         </w:tc>
@@ -1341,7 +1333,7 @@
                 <w:color w:val="1F2328"/>
                 <w:sz w:val="17"/>
               </w:rPr>
-              <w:t>[Osoba 4 – wpisz imię i nazwisko / lub usuń wiersz]</w:t>
+              <w:t>Kornel Łazowski</w:t>
             </w:r>
           </w:p>
         </w:tc>
@@ -2070,29 +2062,8 @@
       <w:jc w:val="center"/>
     </w:pPr>
     <w:r>
-      <w:t xml:space="preserve">Projekt </w:t>
+      <w:t>Projekt informatyczny  |  Laboratorium 1  |  Karta projektu</w:t>
     </w:r>
-    <w:proofErr w:type="spellStart"/>
-    <w:r>
-      <w:t>informatyczny</w:t>
-    </w:r>
-    <w:proofErr w:type="spellEnd"/>
-    <w:r>
-      <w:t xml:space="preserve">  |  </w:t>
-    </w:r>
-    <w:proofErr w:type="spellStart"/>
-    <w:r>
-      <w:t>Laboratorium</w:t>
-    </w:r>
-    <w:proofErr w:type="spellEnd"/>
-    <w:r>
-      <w:t xml:space="preserve"> 1  |  Karta </w:t>
-    </w:r>
-    <w:proofErr w:type="spellStart"/>
-    <w:r>
-      <w:t>projektu</w:t>
-    </w:r>
-    <w:proofErr w:type="spellEnd"/>
   </w:p>
 </w:ftr>
 </file>
@@ -2224,134 +2195,38 @@
           <w:pPr>
             <w:spacing w:after="0"/>
           </w:pPr>
-          <w:proofErr w:type="spellStart"/>
           <w:r>
             <w:rPr>
               <w:b/>
               <w:color w:val="0033A0"/>
               <w:sz w:val="21"/>
             </w:rPr>
-            <w:t>Uniwersytet</w:t>
+            <w:t>Uniwersytet Rzeszowski</w:t>
           </w:r>
-          <w:proofErr w:type="spellEnd"/>
-          <w:r>
-            <w:rPr>
-              <w:b/>
-              <w:color w:val="0033A0"/>
-              <w:sz w:val="21"/>
-            </w:rPr>
-            <w:t xml:space="preserve"> </w:t>
-          </w:r>
-          <w:proofErr w:type="spellStart"/>
-          <w:r>
-            <w:rPr>
-              <w:b/>
-              <w:color w:val="0033A0"/>
-              <w:sz w:val="21"/>
-            </w:rPr>
-            <w:t>Rzeszowski</w:t>
-          </w:r>
-          <w:proofErr w:type="spellEnd"/>
         </w:p>
         <w:p>
           <w:pPr>
             <w:spacing w:after="0"/>
           </w:pPr>
-          <w:proofErr w:type="spellStart"/>
           <w:r>
             <w:rPr>
               <w:color w:val="0033A0"/>
               <w:sz w:val="16"/>
             </w:rPr>
-            <w:t>Wydział</w:t>
+            <w:t>Wydział Nauk Ścisłych i Technicznych</w:t>
           </w:r>
-          <w:proofErr w:type="spellEnd"/>
-          <w:r>
-            <w:rPr>
-              <w:color w:val="0033A0"/>
-              <w:sz w:val="16"/>
-            </w:rPr>
-            <w:t xml:space="preserve"> </w:t>
-          </w:r>
-          <w:proofErr w:type="spellStart"/>
-          <w:r>
-            <w:rPr>
-              <w:color w:val="0033A0"/>
-              <w:sz w:val="16"/>
-            </w:rPr>
-            <w:t>Nauk</w:t>
-          </w:r>
-          <w:proofErr w:type="spellEnd"/>
-          <w:r>
-            <w:rPr>
-              <w:color w:val="0033A0"/>
-              <w:sz w:val="16"/>
-            </w:rPr>
-            <w:t xml:space="preserve"> </w:t>
-          </w:r>
-          <w:proofErr w:type="spellStart"/>
-          <w:r>
-            <w:rPr>
-              <w:color w:val="0033A0"/>
-              <w:sz w:val="16"/>
-            </w:rPr>
-            <w:t>Ścisłych</w:t>
-          </w:r>
-          <w:proofErr w:type="spellEnd"/>
-          <w:r>
-            <w:rPr>
-              <w:color w:val="0033A0"/>
-              <w:sz w:val="16"/>
-            </w:rPr>
-            <w:t xml:space="preserve"> </w:t>
-          </w:r>
-          <w:proofErr w:type="spellStart"/>
-          <w:r>
-            <w:rPr>
-              <w:color w:val="0033A0"/>
-              <w:sz w:val="16"/>
-            </w:rPr>
-            <w:t>i</w:t>
-          </w:r>
-          <w:proofErr w:type="spellEnd"/>
-          <w:r>
-            <w:rPr>
-              <w:color w:val="0033A0"/>
-              <w:sz w:val="16"/>
-            </w:rPr>
-            <w:t xml:space="preserve"> </w:t>
-          </w:r>
-          <w:proofErr w:type="spellStart"/>
-          <w:r>
-            <w:rPr>
-              <w:color w:val="0033A0"/>
-              <w:sz w:val="16"/>
-            </w:rPr>
-            <w:t>Technicznych</w:t>
-          </w:r>
-          <w:proofErr w:type="spellEnd"/>
         </w:p>
         <w:p>
           <w:pPr>
             <w:spacing w:after="0"/>
           </w:pPr>
-          <w:proofErr w:type="spellStart"/>
           <w:r>
             <w:rPr>
               <w:b/>
               <w:color w:val="0033A0"/>
               <w:sz w:val="16"/>
             </w:rPr>
-            <w:t>Instytut</w:t>
-          </w:r>
-          <w:proofErr w:type="spellEnd"/>
-          <w:r>
-            <w:rPr>
-              <w:b/>
-              <w:color w:val="0033A0"/>
-              <w:sz w:val="16"/>
-            </w:rPr>
-            <w:t xml:space="preserve"> Informatyki</w:t>
+            <w:t>Instytut Informatyki</w:t>
           </w:r>
         </w:p>
       </w:tc>
